--- a/publication/OmicsTopology_PLOS_Comp_Biol_manuscript.docx
+++ b/publication/OmicsTopology_PLOS_Comp_Biol_manuscript.docx
@@ -14,14 +14,6 @@
           <w:sz w:val="32"/>
         </w:rPr>
         <w:t>OmicsTopology: Calibrated Topology and Phase Diagnostics for Transcriptomic State Spaces</w:t>
-      </w:r>
-    </w:p>
-    <w:p>
-      <w:pPr>
-        <w:jc w:val="center"/>
-      </w:pPr>
-      <w:r>
-        <w:t>Short title: OmicsTopology for transcriptomic geometry</w:t>
       </w:r>
     </w:p>
     <w:p>
@@ -898,7 +890,7 @@
     <w:p>
       <w:pPr/>
       <w:r>
-        <w:t>The public expression datasets analyzed here are available from the Gene Expression Omnibus under accessions GSE3431, GSE158444, GSE11923, GSE50438, GSE116004, GSE138193, GSE137732, and GSE128739. The OmicsTopology source code is publicly available under the MIT License at https://github.com/omixcore/OmicsTopology and is mirrored at https://gitee.com/omixcore/OmicsTopology. The Supporting Information provides numerical summaries of the reported comparisons, including enrichment contingency counts, external ordering scores, source-file checksums, and candidate-cutoff sensitivity results. The repository publication folder also provides the phase-candidate records, external gene-match tables, derived ordering records, and figure coordinates used to generate the current publication figures. Original expression matrices can be retrieved from GEO using the accessions listed above. An archival DOI for the fixed publication snapshot has not yet been assigned.</w:t>
+        <w:t>The public expression datasets analyzed here are available from the Gene Expression Omnibus under accessions GSE3431, GSE158444, GSE11923, GSE50438, GSE116004, GSE138193, GSE137732, and GSE128739. The OmicsTopology source code is publicly available under the MIT License at https://github.com/omixcore/OmicsTopology and is mirrored at https://gitee.com/omixcore/OmicsTopology. The Supporting Information provides the numerical summaries underlying the reported comparisons, including enrichment contingency counts, external ordering scores, source-file checksums, and candidate-cutoff sensitivity results. Original expression matrices can be retrieved from GEO using the accessions listed above. An archival DOI for the fixed publication snapshot has not yet been assigned.</w:t>
       </w:r>
     </w:p>
     <w:p>

--- a/publication/OmicsTopology_PLOS_Comp_Biol_manuscript.docx
+++ b/publication/OmicsTopology_PLOS_Comp_Biol_manuscript.docx
@@ -13,7 +13,13 @@
           <w:b/>
           <w:sz w:val="32"/>
         </w:rPr>
-        <w:t>OmicsTopology: Calibrated Topology and Phase Diagnostics for Transcriptomic State Spaces</w:t>
+        <w:t>OmicsTopology: calibrated topology and phase diagnostics for transcriptomic state spaces</w:t>
+      </w:r>
+    </w:p>
+    <w:p>
+      <w:pPr/>
+      <w:r>
+        <w:t>Short title: OmicsTopology for transcriptomic state-space analysis</w:t>
       </w:r>
     </w:p>
     <w:p>
@@ -29,7 +35,7 @@
         <w:jc w:val="center"/>
       </w:pPr>
       <w:r>
-        <w:t>1 North Henan Medical University, Xinxiang, China</w:t>
+        <w:t>1 North Henan Medical University, Xinxiang, Henan, China</w:t>
       </w:r>
     </w:p>
     <w:p>
@@ -37,7 +43,7 @@
         <w:jc w:val="center"/>
       </w:pPr>
       <w:r>
-        <w:t>2 Key Laboratory of Tropical Fruit Biology of Ministry of Agriculture, South Subtropical Crops Research Institute, Chinese Academy of Tropical Agricultural Sciences, Zhanjiang, China</w:t>
+        <w:t>2 Key Laboratory of Tropical Fruit Biology of Ministry of Agriculture, South Subtropical Crops Research Institute, Chinese Academy of Tropical Agricultural Sciences, Zhanjiang, Guangdong, China</w:t>
       </w:r>
     </w:p>
     <w:p>
@@ -1000,7 +1006,7 @@
     <w:p>
       <w:pPr/>
       <w:r>
-        <w:t>17. Chazal F, Fasy BT, Lecci F, Rinaldo A, Singh A, Wasserman L. On the bootstrap for persistence diagrams and landscapes. arXiv [Preprint]. 2013. Available from: https://arxiv.org/abs/1311.0376. doi: 10.48550/arXiv.1311.0376.</w:t>
+        <w:t>17. Chazal F, Fasy BT, Lecci F, Rinaldo A, Singh A, Wasserman L. On the bootstrap for persistence diagrams and landscapes. Modeling and Analysis of Information Systems. 2013;20(6):111-120. doi: 10.18255/1818-1015-2013-6-111-120.</w:t>
       </w:r>
     </w:p>
     <w:p>

--- a/publication/OmicsTopology_PLOS_Comp_Biol_manuscript.docx
+++ b/publication/OmicsTopology_PLOS_Comp_Biol_manuscript.docx
@@ -17,8 +17,15 @@
       </w:r>
     </w:p>
     <w:p>
-      <w:pPr/>
+      <w:pPr>
+        <w:jc w:val="center"/>
+      </w:pPr>
       <w:r>
+        <w:rPr>
+          <w:rFonts w:ascii="Times New Roman" w:hAnsi="Times New Roman"/>
+          <w:i/>
+          <w:sz w:val="20"/>
+        </w:rPr>
         <w:t>Short title: OmicsTopology for transcriptomic state-space analysis</w:t>
       </w:r>
     </w:p>

--- a/publication/OmicsTopology_PLOS_Comp_Biol_manuscript.docx
+++ b/publication/OmicsTopology_PLOS_Comp_Biol_manuscript.docx
@@ -903,7 +903,7 @@
     <w:p>
       <w:pPr/>
       <w:r>
-        <w:t>The public expression datasets analyzed here are available from the Gene Expression Omnibus under accessions GSE3431, GSE158444, GSE11923, GSE50438, GSE116004, GSE138193, GSE137732, and GSE128739. The OmicsTopology source code is publicly available under the MIT License at https://github.com/omixcore/OmicsTopology and is mirrored at https://gitee.com/omixcore/OmicsTopology. The Supporting Information provides the numerical summaries underlying the reported comparisons, including enrichment contingency counts, external ordering scores, source-file checksums, and candidate-cutoff sensitivity results. Original expression matrices can be retrieved from GEO using the accessions listed above. An archival DOI for the fixed publication snapshot has not yet been assigned.</w:t>
+        <w:t>The public expression datasets analyzed here are available from the Gene Expression Omnibus under accessions GSE3431, GSE158444, GSE11923, GSE50438, GSE116004, GSE138193, GSE137732, and GSE128739. The OmicsTopology source code, configuration, derived numerical records, and figure sources for this submission are publicly available under the MIT License at https://github.com/omixcore/OmicsTopology/tree/submission/plos-computational-biology and are mirrored at https://gitee.com/omixcore/OmicsTopology. Manuscript-specific derived records are provided in publication/source_data/, and the Supporting Information contains numerical summaries, enrichment contingency counts, external ordering scores, source-file checksums, and candidate-cutoff sensitivity results. Original expression matrices are not redistributed and can be retrieved from GEO using the accessions listed above.</w:t>
       </w:r>
     </w:p>
     <w:p>

--- a/publication/OmicsTopology_PLOS_Comp_Biol_manuscript.docx
+++ b/publication/OmicsTopology_PLOS_Comp_Biol_manuscript.docx
@@ -903,7 +903,7 @@
     <w:p>
       <w:pPr/>
       <w:r>
-        <w:t>The public expression datasets analyzed here are available from the Gene Expression Omnibus under accessions GSE3431, GSE158444, GSE11923, GSE50438, GSE116004, GSE138193, GSE137732, and GSE128739. The OmicsTopology source code, configuration, derived numerical records, and figure sources for this submission are publicly available under the MIT License at https://github.com/omixcore/OmicsTopology/tree/submission/plos-computational-biology and are mirrored at https://gitee.com/omixcore/OmicsTopology. Manuscript-specific derived records are provided in publication/source_data/, and the Supporting Information contains numerical summaries, enrichment contingency counts, external ordering scores, source-file checksums, and candidate-cutoff sensitivity results. Original expression matrices are not redistributed and can be retrieved from GEO using the accessions listed above.</w:t>
+        <w:t>The public expression datasets analyzed here are available from the Gene Expression Omnibus under accessions GSE3431, GSE158444, GSE11923, GSE50438, GSE116004, GSE138193, GSE137732, and GSE128739. The OmicsTopology source code, configuration, derived numerical records, and figure sources for this submission are publicly available under the MIT License at https://github.com/omixcore/OmicsTopology/tree/submission/plos-computational-biology and are mirrored at https://gitee.com/omixcore/OmicsTopology. Manuscript-specific derived records are provided at https://github.com/omixcore/OmicsTopology/tree/submission/plos-computational-biology/publication/source_data, and the Supporting Information contains numerical summaries, enrichment contingency counts, external ordering scores, source-file checksums, and candidate-cutoff sensitivity results. Original expression matrices are not redistributed and can be retrieved from GEO using the accessions listed above.</w:t>
       </w:r>
     </w:p>
     <w:p>

--- a/publication/OmicsTopology_PLOS_Comp_Biol_manuscript.docx
+++ b/publication/OmicsTopology_PLOS_Comp_Biol_manuscript.docx
@@ -847,7 +847,7 @@
     <w:p>
       <w:pPr/>
       <w:r>
-        <w:t>The repository provides a one-command verification route, optional regeneration of the full synthetic study, and optional download-to-results reproduction of the public-source analyses. The reference records include Python and package versions, source and derived-data hashes, and the frozen algorithm digest. A Python 3.12 reference dependency set and container recipe accompany the workflow. Historical version-1 numerical records are retained unchanged and use explicitly named legacy modules for their reproduction. The configured continuous-integration workflow checks historical records and a version-2 smoke analysis; cross-platform bitwise identity is not asserted. Numerical evidence in this manuscript refers to the fixed analyzed source revision rather than the moving repository homepage. These provenance records implement the traceability and reuse aims of FAIR data stewardship. [42] In the present figure rebuild, source and derived-matrix hashes were checked for GSE3431 and GSE158444, the committed v2 records and scientific smoke shapes were verified, PCA and phase diagnostics were regenerated, and the external ordering and gene-set extensions were recomputed. Historical Figures S3–S8 were redrawn from archived numerical records without rerunning their original inference.</w:t>
+        <w:t>The repository provides a one-command verification route, optional regeneration of the full synthetic study, and optional download-to-results reproduction of the core v2 real-source validation. The external-ordering and gene-set extensions are archived as derived numerical records; publication/verify_derived_records.py independently recalculates the recorded ordering scores, Fisher exact statistics, Wald intervals, and Benjamini–Hochberg corrections. This audit verifies the committed derived records but does not replace a fresh end-to-end rerun of every external GEO matrix. The reference records include Python and package versions, source and derived-data hashes, and the frozen algorithm digest. A Python 3.12 reference dependency set and container recipe accompany the workflow. Historical version-1 numerical records are retained unchanged and use explicitly named legacy modules for their reproduction. The configured continuous-integration workflow checks historical records and a version-2 smoke analysis; cross-platform bitwise identity is not asserted. Numerical evidence in this manuscript refers to the fixed analyzed source revision rather than the moving repository homepage. These provenance records implement the traceability and reuse aims of FAIR data stewardship. [42] In the present figure rebuild, source and derived-matrix hashes were checked for GSE3431 and GSE158444, the committed v2 records and scientific smoke shapes were verified, PCA and phase diagnostics were regenerated, and the external ordering and gene-set extensions were regenerated for the current figure set and archived with their sample-level and gene-level records. Historical Figures S3–S8 were redrawn from archived numerical records without rerunning their original inference.</w:t>
       </w:r>
     </w:p>
     <w:p>
